--- a/TP2. E14 Manual de Pruebas.docx
+++ b/TP2. E14 Manual de Pruebas.docx
@@ -2239,6 +2239,11 @@
         </w:rPr>
         <w:t xml:space="preserve">8. Herramientas Utilizadas</w:t>
       </w:r>
+      <w:r>
+        <w:rPr>
+          <w:rtl w:val="0"/>
+        </w:rPr>
+      </w:r>
     </w:p>
     <w:p>
       <w:pPr>
@@ -2282,83 +2287,18 @@
           <w:bCs w:val="1"/>
           <w:rtl w:val="0"/>
         </w:rPr>
-        <w:t xml:space="preserve">Postman y ThunderClient</w:t>
-      </w:r>
-      <w:r>
-        <w:rPr>
-          <w:rtl w:val="0"/>
-        </w:rPr>
-        <w:t xml:space="preserve">: Para validar los endpoints REST relacionados con el registro de pacientes, dispensación de leche y gestión de donantes.</w:t>
-      </w:r>
-    </w:p>
-    <w:p>
-      <w:pPr>
-        <w:keepNext w:val="0"/>
-        <w:keepLines w:val="0"/>
-        <w:pageBreakBefore w:val="0"/>
-        <w:widowControl w:val="1"/>
-        <w:numPr>
-          <w:ilvl w:val="0"/>
-          <w:numId w:val="3"/>
-        </w:numPr>
-        <w:pBdr>
-          <w:top w:space="0" w:sz="0" w:val="nil"/>
-          <w:left w:space="0" w:sz="0" w:val="nil"/>
-          <w:bottom w:space="0" w:sz="0" w:val="nil"/>
-          <w:right w:space="0" w:sz="0" w:val="nil"/>
-          <w:between w:space="0" w:sz="0" w:val="nil"/>
-        </w:pBdr>
-        <w:shd w:fill="auto" w:val="clear"/>
-        <w:spacing w:after="160" w:before="0" w:line="259" w:lineRule="auto"/>
-        <w:ind w:left="1080" w:right="0" w:hanging="360"/>
-        <w:jc w:val="both"/>
-        <w:rPr>
-          <w:b w:val="0"/>
-          <w:bCs w:val="0"/>
-          <w:i w:val="0"/>
-          <w:iCs w:val="0"/>
-          <w:smallCaps w:val="0"/>
-          <w:strike w:val="0"/>
-          <w:color w:val="000000"/>
-          <w:sz w:val="24"/>
-          <w:szCs w:val="24"/>
-          <w:u w:val="none"/>
-          <w:shd w:fill="auto" w:val="clear"/>
-          <w:vertAlign w:val="baseline"/>
-        </w:rPr>
-      </w:pPr>
-      <w:r>
-        <w:rPr>
-          <w:b w:val="1"/>
-          <w:bCs w:val="1"/>
-          <w:rtl w:val="0"/>
-        </w:rPr>
         <w:t xml:space="preserve">Manual QA</w:t>
       </w:r>
       <w:r>
         <w:rPr>
           <w:rtl w:val="0"/>
         </w:rPr>
-        <w:t xml:space="preserve">: Checklist de validación funcional ejecutado manualmente junto con el personal del hospital.</w:t>
-      </w:r>
-      <w:r>
-        <w:rPr>
-          <w:rFonts w:ascii="Times New Roman" w:cs="Times New Roman" w:eastAsia="Times New Roman" w:hAnsi="Times New Roman"/>
-          <w:b w:val="0"/>
-          <w:bCs w:val="0"/>
-          <w:i w:val="0"/>
-          <w:iCs w:val="0"/>
-          <w:smallCaps w:val="0"/>
-          <w:strike w:val="0"/>
-          <w:color w:val="000000"/>
-          <w:sz w:val="24"/>
-          <w:szCs w:val="24"/>
-          <w:u w:val="none"/>
-          <w:shd w:fill="auto" w:val="clear"/>
-          <w:vertAlign w:val="baseline"/>
-          <w:rtl w:val="0"/>
-        </w:rPr>
-        <w:t xml:space="preserve">.</w:t>
+        <w:t xml:space="preserve">: Ejecución de pruebas funcionales junto con el personal del hospital, validando los procesos y características del sistema en base a los requisitos establecidos.</w:t>
+      </w:r>
+      <w:r>
+        <w:rPr>
+          <w:rtl w:val="0"/>
+        </w:rPr>
       </w:r>
     </w:p>
     <w:p>
